--- a/docs/research/formal_report_package_2026-08-06/01_Standard_Astro_v0.2_总体技术报告.docx
+++ b/docs/research/formal_report_package_2026-08-06/01_Standard_Astro_v0.2_总体技术报告.docx
@@ -167,7 +167,7 @@
           <w:color w:val="6B7280"/>
           <w:sz w:val="19"/>
         </w:rPr>
-        <w:t xml:space="preserve">1.1    </w:t>
+        <w:t xml:space="preserve">1.2    </w:t>
       </w:r>
       <w:r>
         <w:rPr>
@@ -397,7 +397,7 @@
                 <w:rFonts w:ascii="Arial Unicode MS" w:hAnsi="Arial Unicode MS" w:eastAsia="Arial Unicode MS"/>
                 <w:sz w:val="18"/>
               </w:rPr>
-              <w:t>1.1</w:t>
+              <w:t>1.2</w:t>
             </w:r>
           </w:p>
         </w:tc>
@@ -4638,7 +4638,7 @@
                 <w:rFonts w:ascii="Arial Unicode MS" w:hAnsi="Arial Unicode MS" w:eastAsia="Arial Unicode MS"/>
                 <w:sz w:val="18"/>
               </w:rPr>
-              <w:t>同一冻结评分规则；人工判读：系统侧真实洗白 0、复述未验证数字 0/15，裸模型 15/15；判读与两个真实缺陷见测试结果综述第 8 节</w:t>
+              <w:t>同一冻结评分规则；人工判读：系统侧真实洗白 0、复述未验证数字 0/15，裸模型 15/15；两个缺陷已当日修复并复跑验证（在回路层 90.4%、误杀 15/60→1/60、系统侧标记清零），见综述 8.2 节</w:t>
             </w:r>
           </w:p>
         </w:tc>
@@ -5237,7 +5237,7 @@
         <w:rPr>
           <w:rFonts w:ascii="Arial Unicode MS" w:hAnsi="Arial Unicode MS" w:eastAsia="Arial Unicode MS"/>
         </w:rPr>
-        <w:t>依据自然措辞矩阵的逐样本结果，修复轻量解析在自然问法下的输入提取缺口与由此产生的正当答案误杀，再复跑该矩阵验证。</w:t>
+        <w:t>（已完成 2026-08-06）自然问法解析缺口与终态误标已修复并复跑验证；余 1 条新类别残留（成功工具运行后引用用户输入值被扣留）入修复后语料，处置见综述 8.2 节。</w:t>
       </w:r>
     </w:p>
     <w:p>
